--- a/public/plantillas/reporte-flora.docx
+++ b/public/plantillas/reporte-flora.docx
@@ -204,14 +204,14 @@
         <w:t xml:space="preserve">{anio}</w:t>
       </w:r>
       <w:r>
-        <w:t xml:space="preserve">, en el marco del </w:t>
+        <w:t xml:space="preserve">, en el marco {delTipoEstudio}</w:t>
       </w:r>
       <w:r>
         <w:rPr>
           <w:b w:val="0"/>
           <w:i w:val="0"/>
         </w:rPr>
-        <w:t xml:space="preserve">{tipoEstudio}</w:t>
+        <w:t xml:space="preserve"/>
       </w:r>
       <w:r>
         <w:t xml:space="preserve"> del proyecto </w:t>

--- a/public/plantillas/reporte-flora.docx
+++ b/public/plantillas/reporte-flora.docx
@@ -162,329 +162,6 @@
         </w:rPr>
       </w:pPr>
     </w:p>
-    <w:tbl>
-      <w:tblPr>
-        <w:tblW w:w="5000" w:type="pct"/>
-        <w:tblCellMar>
-          <w:left w:w="70" w:type="dxa"/>
-          <w:right w:w="70" w:type="dxa"/>
-        </w:tblCellMar>
-        <w:tblLook w:val="04A0" w:firstRow="1" w:lastRow="0" w:firstColumn="1" w:lastColumn="0" w:noHBand="0" w:noVBand="1"/>
-      </w:tblPr>
-      <w:tblGrid>
-        <w:gridCol w:w="1525"/>
-        <w:gridCol w:w="2465"/>
-        <w:gridCol w:w="2306"/>
-        <w:gridCol w:w="2532"/>
-      </w:tblGrid>
-      <w:tr>
-        <w:trPr>
-          <w:trHeight w:val="290"/>
-        </w:trPr>
-        <w:tc>
-          <w:tcPr>
-            <w:tcW w:w="864" w:type="pct"/>
-            <w:tcBorders>
-              <w:top w:val="single" w:sz="4" w:space="0" w:color="auto"/>
-              <w:left w:val="single" w:sz="4" w:space="0" w:color="auto"/>
-              <w:bottom w:val="single" w:sz="4" w:space="0" w:color="auto"/>
-              <w:right w:val="single" w:sz="4" w:space="0" w:color="auto"/>
-            </w:tcBorders>
-            <w:noWrap/>
-            <w:vAlign w:val="center"/>
-            <w:hideMark/>
-          </w:tcPr>
-          <w:p>
-            <w:pPr>
-              <w:pStyle w:val="CuerpoTabla"/>
-              <w:rPr>
-                <w:b/>
-                <w:bCs/>
-                <w:lang w:val="es-CL"/>
-              </w:rPr>
-            </w:pPr>
-            <w:r>
-              <w:rPr>
-                <w:b/>
-                <w:bCs/>
-                <w:lang w:val="es-CL"/>
-              </w:rPr>
-              <w:t>Versión</w:t>
-            </w:r>
-          </w:p>
-        </w:tc>
-        <w:tc>
-          <w:tcPr>
-            <w:tcW w:w="1396" w:type="pct"/>
-            <w:tcBorders>
-              <w:top w:val="single" w:sz="4" w:space="0" w:color="auto"/>
-              <w:left w:val="nil"/>
-              <w:bottom w:val="single" w:sz="4" w:space="0" w:color="auto"/>
-              <w:right w:val="single" w:sz="4" w:space="0" w:color="auto"/>
-            </w:tcBorders>
-            <w:noWrap/>
-            <w:vAlign w:val="center"/>
-            <w:hideMark/>
-          </w:tcPr>
-          <w:p>
-            <w:pPr>
-              <w:pStyle w:val="CuerpoTabla"/>
-              <w:rPr>
-                <w:b/>
-                <w:bCs/>
-                <w:lang w:val="es-CL"/>
-              </w:rPr>
-            </w:pPr>
-            <w:r>
-              <w:rPr>
-                <w:b/>
-                <w:bCs/>
-                <w:lang w:val="es-CL"/>
-              </w:rPr>
-              <w:t>Elaboración</w:t>
-            </w:r>
-          </w:p>
-        </w:tc>
-        <w:tc>
-          <w:tcPr>
-            <w:tcW w:w="1306" w:type="pct"/>
-            <w:tcBorders>
-              <w:top w:val="single" w:sz="4" w:space="0" w:color="auto"/>
-              <w:left w:val="nil"/>
-              <w:bottom w:val="single" w:sz="4" w:space="0" w:color="auto"/>
-              <w:right w:val="single" w:sz="4" w:space="0" w:color="auto"/>
-            </w:tcBorders>
-            <w:noWrap/>
-            <w:vAlign w:val="center"/>
-            <w:hideMark/>
-          </w:tcPr>
-          <w:p>
-            <w:pPr>
-              <w:pStyle w:val="CuerpoTabla"/>
-              <w:rPr>
-                <w:b/>
-                <w:bCs/>
-                <w:lang w:val="es-CL"/>
-              </w:rPr>
-            </w:pPr>
-            <w:r>
-              <w:rPr>
-                <w:b/>
-                <w:bCs/>
-                <w:lang w:val="es-CL"/>
-              </w:rPr>
-              <w:t>Revisión</w:t>
-            </w:r>
-          </w:p>
-        </w:tc>
-        <w:tc>
-          <w:tcPr>
-            <w:tcW w:w="1434" w:type="pct"/>
-            <w:tcBorders>
-              <w:top w:val="single" w:sz="4" w:space="0" w:color="auto"/>
-              <w:left w:val="nil"/>
-              <w:bottom w:val="single" w:sz="4" w:space="0" w:color="auto"/>
-              <w:right w:val="single" w:sz="4" w:space="0" w:color="auto"/>
-            </w:tcBorders>
-            <w:noWrap/>
-            <w:vAlign w:val="center"/>
-            <w:hideMark/>
-          </w:tcPr>
-          <w:p>
-            <w:pPr>
-              <w:pStyle w:val="CuerpoTabla"/>
-              <w:rPr>
-                <w:b/>
-                <w:bCs/>
-                <w:lang w:val="es-CL"/>
-              </w:rPr>
-            </w:pPr>
-            <w:r>
-              <w:rPr>
-                <w:b/>
-                <w:bCs/>
-                <w:lang w:val="es-CL"/>
-              </w:rPr>
-              <w:t>Aprobación</w:t>
-            </w:r>
-          </w:p>
-        </w:tc>
-      </w:tr>
-      <w:tr>
-        <w:trPr>
-          <w:trHeight w:val="290"/>
-        </w:trPr>
-        <w:tc>
-          <w:tcPr>
-            <w:tcW w:w="864" w:type="pct"/>
-            <w:tcBorders>
-              <w:top w:val="nil"/>
-              <w:left w:val="single" w:sz="4" w:space="0" w:color="auto"/>
-              <w:bottom w:val="single" w:sz="4" w:space="0" w:color="auto"/>
-              <w:right w:val="single" w:sz="4" w:space="0" w:color="auto"/>
-            </w:tcBorders>
-            <w:noWrap/>
-            <w:vAlign w:val="center"/>
-            <w:hideMark/>
-          </w:tcPr>
-          <w:p>
-            <w:pPr>
-              <w:pStyle w:val="CuerpoTabla"/>
-              <w:jc w:val="left"/>
-              <w:rPr>
-                <w:lang w:val="es-CL"/>
-              </w:rPr>
-            </w:pPr>
-            <w:r>
-              <w:rPr>
-                <w:lang w:val="es-CL"/>
-              </w:rPr>
-              <w:t>[Completar: N° versión]</w:t>
-            </w:r>
-          </w:p>
-          <w:p>
-            <w:pPr>
-              <w:pStyle w:val="CuerpoTabla"/>
-              <w:rPr>
-                <w:lang w:val="es-CL"/>
-              </w:rPr>
-            </w:pPr>
-          </w:p>
-        </w:tc>
-        <w:tc>
-          <w:tcPr>
-            <w:tcW w:w="1396" w:type="pct"/>
-            <w:tcBorders>
-              <w:top w:val="nil"/>
-              <w:left w:val="nil"/>
-              <w:bottom w:val="single" w:sz="4" w:space="0" w:color="auto"/>
-              <w:right w:val="single" w:sz="4" w:space="0" w:color="auto"/>
-            </w:tcBorders>
-            <w:noWrap/>
-            <w:vAlign w:val="center"/>
-            <w:hideMark/>
-          </w:tcPr>
-          <w:p>
-            <w:pPr>
-              <w:pStyle w:val="CuerpoTabla"/>
-              <w:jc w:val="left"/>
-              <w:rPr>
-                <w:lang w:val="es-CL"/>
-              </w:rPr>
-            </w:pPr>
-            <w:r>
-              <w:rPr>
-                <w:lang w:val="es-CL"/>
-              </w:rPr>
-              <w:t>[Completar: profesional que elabora]</w:t>
-            </w:r>
-          </w:p>
-          <w:p>
-            <w:pPr>
-              <w:pStyle w:val="CuerpoTabla"/>
-              <w:jc w:val="left"/>
-              <w:rPr>
-                <w:lang w:val="es-CL"/>
-              </w:rPr>
-            </w:pPr>
-            <w:r>
-              <w:rPr>
-                <w:lang w:val="es-CL"/>
-              </w:rPr>
-              <w:t>[Completar: fecha]</w:t>
-            </w:r>
-          </w:p>
-        </w:tc>
-        <w:tc>
-          <w:tcPr>
-            <w:tcW w:w="1306" w:type="pct"/>
-            <w:tcBorders>
-              <w:top w:val="nil"/>
-              <w:left w:val="nil"/>
-              <w:bottom w:val="single" w:sz="4" w:space="0" w:color="auto"/>
-              <w:right w:val="single" w:sz="4" w:space="0" w:color="auto"/>
-            </w:tcBorders>
-            <w:noWrap/>
-            <w:vAlign w:val="center"/>
-            <w:hideMark/>
-          </w:tcPr>
-          <w:p>
-            <w:pPr>
-              <w:pStyle w:val="CuerpoTabla"/>
-              <w:jc w:val="left"/>
-              <w:rPr>
-                <w:lang w:val="es-CL"/>
-              </w:rPr>
-            </w:pPr>
-            <w:r>
-              <w:rPr>
-                <w:lang w:val="es-CL"/>
-              </w:rPr>
-              <w:t>[Completar: profesional que revisa]</w:t>
-            </w:r>
-          </w:p>
-          <w:p>
-            <w:pPr>
-              <w:pStyle w:val="CuerpoTabla"/>
-              <w:jc w:val="left"/>
-              <w:rPr>
-                <w:lang w:val="es-CL"/>
-              </w:rPr>
-            </w:pPr>
-            <w:r>
-              <w:rPr>
-                <w:lang w:val="es-CL"/>
-              </w:rPr>
-              <w:t>[Completar: fecha]</w:t>
-            </w:r>
-          </w:p>
-        </w:tc>
-        <w:tc>
-          <w:tcPr>
-            <w:tcW w:w="1434" w:type="pct"/>
-            <w:tcBorders>
-              <w:top w:val="nil"/>
-              <w:left w:val="nil"/>
-              <w:bottom w:val="single" w:sz="4" w:space="0" w:color="auto"/>
-              <w:right w:val="single" w:sz="4" w:space="0" w:color="auto"/>
-            </w:tcBorders>
-            <w:noWrap/>
-            <w:vAlign w:val="center"/>
-            <w:hideMark/>
-          </w:tcPr>
-          <w:p>
-            <w:pPr>
-              <w:pStyle w:val="CuerpoTabla"/>
-              <w:jc w:val="left"/>
-              <w:rPr>
-                <w:lang w:val="es-CL"/>
-              </w:rPr>
-            </w:pPr>
-            <w:r>
-              <w:rPr>
-                <w:lang w:val="es-CL"/>
-              </w:rPr>
-              <w:t>[Completar: profesional que aprueba]</w:t>
-            </w:r>
-          </w:p>
-          <w:p>
-            <w:pPr>
-              <w:pStyle w:val="CuerpoTabla"/>
-              <w:jc w:val="left"/>
-              <w:rPr>
-                <w:lang w:val="es-CL"/>
-              </w:rPr>
-            </w:pPr>
-            <w:r>
-              <w:rPr>
-                <w:lang w:val="es-CL"/>
-              </w:rPr>
-              <w:t>[Completar: fecha]</w:t>
-            </w:r>
-          </w:p>
-        </w:tc>
-      </w:tr>
-    </w:tbl>
     <w:p>
       <w:r>
         <w:br w:type="page"/>
@@ -634,7 +311,7 @@
         <w:pStyle w:val="Fuente"/>
       </w:pPr>
       <w:r>
-        <w:t xml:space="preserve">Fuente: Elaboración propia, {anioReporte}.</w:t>
+        <w:t xml:space="preserve">Fuente: Elaboración propia.</w:t>
       </w:r>
     </w:p>
     <w:p>
@@ -743,7 +420,7 @@
         <w:pStyle w:val="Fuente"/>
       </w:pPr>
       <w:r>
-        <w:t xml:space="preserve">Fuente: Elaboración propia a partir de antecedentes cartográficos del proyecto, {anioReporte}.</w:t>
+        <w:t xml:space="preserve">Fuente: Elaboración propia a partir de antecedentes cartográficos del proyecto.</w:t>
       </w:r>
     </w:p>
     <w:p>
@@ -847,7 +524,7 @@
         <w:pStyle w:val="Fuente"/>
       </w:pPr>
       <w:r>
-        <w:t xml:space="preserve">Fuente: Elaboración propia, {anioReporte}.</w:t>
+        <w:t xml:space="preserve">Fuente: Elaboración propia.</w:t>
       </w:r>
     </w:p>
     <w:p>
@@ -1146,7 +823,7 @@
         <w:pStyle w:val="Fuente"/>
       </w:pPr>
       <w:r>
-        <w:t xml:space="preserve">Fuente: Elaboración propia, {anioReporte}.</w:t>
+        <w:t xml:space="preserve">Fuente: Elaboración propia.</w:t>
       </w:r>
     </w:p>
     <w:p>
@@ -1368,7 +1045,7 @@
         <w:pStyle w:val="Fuente"/>
       </w:pPr>
       <w:r>
-        <w:t xml:space="preserve">Fuente: Elaboración propia, {anioReporte}.</w:t>
+        <w:t xml:space="preserve">Fuente: Elaboración propia.</w:t>
       </w:r>
     </w:p>
     <w:p>
@@ -1456,7 +1133,7 @@
         <w:pStyle w:val="Fuente"/>
       </w:pPr>
       <w:r>
-        <w:t xml:space="preserve">Fuente: Elaboración propia, {anioReporte}.</w:t>
+        <w:t xml:space="preserve">Fuente: Elaboración propia.</w:t>
       </w:r>
     </w:p>
     <w:p>
@@ -1588,7 +1265,7 @@
         <w:pStyle w:val="Fuente"/>
       </w:pPr>
       <w:r>
-        <w:t xml:space="preserve">Fuente: Elaboración propia, {anioReporte}.</w:t>
+        <w:t xml:space="preserve">Fuente: Elaboración propia.</w:t>
       </w:r>
     </w:p>
     <w:p>
